--- a/IGI/LR4/report/Отчёт 4 лр.docx
+++ b/IGI/LR4/report/Отчёт 4 лр.docx
@@ -13,6 +13,8 @@
           <w:lang w:eastAsia="ru-RU"/>
         </w:rPr>
       </w:pPr>
+      <w:bookmarkStart w:id="0" w:name="_GoBack"/>
+      <w:bookmarkEnd w:id="0"/>
       <w:r>
         <w:rPr>
           <w:rFonts w:ascii="Times New Roman" w:eastAsia="Times New Roman" w:hAnsi="Times New Roman" w:cs="Times New Roman"/>
@@ -56,8 +58,6 @@
         </w:rPr>
         <w:t>Лабораторная работа №4</w:t>
       </w:r>
-      <w:bookmarkStart w:id="0" w:name="_GoBack"/>
-      <w:bookmarkEnd w:id="0"/>
     </w:p>
     <w:p>
       <w:pPr>
@@ -85,25 +85,7 @@
           <w:sz w:val="28"/>
           <w:szCs w:val="28"/>
         </w:rPr>
-        <w:t xml:space="preserve">Работа с файлами, классами, </w:t>
-      </w:r>
-      <w:proofErr w:type="spellStart"/>
-      <w:r>
-        <w:rPr>
-          <w:rFonts w:ascii="Times New Roman" w:eastAsia="Calibri" w:hAnsi="Times New Roman"/>
-          <w:sz w:val="28"/>
-          <w:szCs w:val="28"/>
-        </w:rPr>
-        <w:t>сериализаторами</w:t>
-      </w:r>
-      <w:proofErr w:type="spellEnd"/>
-      <w:r>
-        <w:rPr>
-          <w:rFonts w:ascii="Times New Roman" w:eastAsia="Calibri" w:hAnsi="Times New Roman"/>
-          <w:sz w:val="28"/>
-          <w:szCs w:val="28"/>
-        </w:rPr>
-        <w:t>, регулярными выражениями и стандартными библиотеками</w:t>
+        <w:t>Работа с файлами, классами, сериализаторами, регулярными выражениями и стандартными библиотеками</w:t>
       </w:r>
       <w:r>
         <w:rPr>
